--- a/prac4/report.docx
+++ b/prac4/report.docx
@@ -212,7 +212,7 @@
         <w:ind w:left="0"/>
       </w:pPr>
       <w:r>
-        <w:t xml:space="preserve">1 Сбор сырых данных</w:t>
+        <w:t xml:space="preserve">1 Выбор источника</w:t>
       </w:r>
       <w:r>
         <w:tab/>
@@ -228,7 +228,7 @@
         <w:ind w:left="0"/>
       </w:pPr>
       <w:r>
-        <w:t xml:space="preserve">2 Разбор и очистка</w:t>
+        <w:t xml:space="preserve">2 Сбор сырых данных</w:t>
       </w:r>
       <w:r>
         <w:tab/>
@@ -244,7 +244,7 @@
         <w:ind w:left="0"/>
       </w:pPr>
       <w:r>
-        <w:t xml:space="preserve">3 Анализ</w:t>
+        <w:t xml:space="preserve">3 Структурирование и очистка</w:t>
       </w:r>
       <w:r>
         <w:tab/>
@@ -260,11 +260,11 @@
         <w:ind w:left="0"/>
       </w:pPr>
       <w:r>
-        <w:t xml:space="preserve">4 Демонстрация пригодности датасета</w:t>
+        <w:t xml:space="preserve">4 Анализ</w:t>
       </w:r>
       <w:r>
         <w:tab/>
-        <w:t xml:space="preserve">8</w:t>
+        <w:t xml:space="preserve">7</w:t>
       </w:r>
     </w:p>
     <w:p>
@@ -276,7 +276,7 @@
         <w:ind w:left="0"/>
       </w:pPr>
       <w:r>
-        <w:t xml:space="preserve">ЗАКЛЮЧЕНИЕ</w:t>
+        <w:t xml:space="preserve">5 Демонстрация пригодности датасета</w:t>
       </w:r>
       <w:r>
         <w:tab/>
@@ -292,11 +292,27 @@
         <w:ind w:left="0"/>
       </w:pPr>
       <w:r>
-        <w:t xml:space="preserve">СПИСОК ИСПОЛЬЗОВАННЫХ ИСТОЧНИКОВ</w:t>
+        <w:t xml:space="preserve">ЗАКЛЮЧЕНИЕ</w:t>
       </w:r>
       <w:r>
         <w:tab/>
         <w:t xml:space="preserve">10</w:t>
+      </w:r>
+    </w:p>
+    <w:p>
+      <w:pPr>
+        <w:tabs>
+          <w:tab w:val="right" w:pos="9356" w:leader="dot"/>
+        </w:tabs>
+        <w:spacing w:line="360"/>
+        <w:ind w:left="0"/>
+      </w:pPr>
+      <w:r>
+        <w:t xml:space="preserve">СПИСОК ИСПОЛЬЗОВАННЫХ ИСТОЧНИКОВ</w:t>
+      </w:r>
+      <w:r>
+        <w:tab/>
+        <w:t xml:space="preserve">11</w:t>
       </w:r>
     </w:p>
     <w:p>
@@ -326,27 +342,27 @@
         <w:jc w:val="both"/>
       </w:pPr>
       <w:r>
-        <w:t xml:space="preserve">Работа парная к лабораторной № 5, где датасет собирался из экспорта переписки. Здесь источник другой: история моих git-репозиториев. Для каждого коммита git хранит время, автора, сообщение и статистику изменённых файлов, то есть история коммитов это готовый журнал активности разработчика.</w:t>
-      </w:r>
-    </w:p>
-    <w:p>
-      <w:pPr>
-        <w:spacing w:line="360"/>
-        <w:ind w:firstLine="709"/>
-        <w:jc w:val="both"/>
-      </w:pPr>
-      <w:r>
-        <w:t xml:space="preserve">Цель работы: научиться собирать датасет из вывода консольной программы, очищать его и анализировать.</w:t>
-      </w:r>
-    </w:p>
-    <w:p>
-      <w:pPr>
-        <w:spacing w:line="360"/>
-        <w:ind w:firstLine="709"/>
-        <w:jc w:val="both"/>
-      </w:pPr>
-      <w:r>
-        <w:t xml:space="preserve">Как я понял задачу: текста задания в СДО нет. Работа парная к лабораторной № 5 и должна быть компактнее, с упором на процесс сбора данных. Источник данных другой.</w:t>
+        <w:t xml:space="preserve">Работа парная к лабораторной № 5, где датасет собирался из открытого API Hacker News. Здесь источник другой, API поиска GitHub, а работа компактнее, с упором на процесс сбора.</w:t>
+      </w:r>
+    </w:p>
+    <w:p>
+      <w:pPr>
+        <w:spacing w:line="360"/>
+        <w:ind w:firstLine="709"/>
+        <w:jc w:val="both"/>
+      </w:pPr>
+      <w:r>
+        <w:t xml:space="preserve">Цель работы: научиться собирать датасет из открытого API стороннего сервиса, структурировать, очищать и анализировать его.</w:t>
+      </w:r>
+    </w:p>
+    <w:p>
+      <w:pPr>
+        <w:spacing w:line="360"/>
+        <w:ind w:firstLine="709"/>
+        <w:jc w:val="both"/>
+      </w:pPr>
+      <w:r>
+        <w:t xml:space="preserve">Как я понял задачу: текста задания в СДО нет. Работа парная к лабораторной № 5, источник данных должен быть другим, объём и описание компактнее.</w:t>
       </w:r>
     </w:p>
     <w:p>
@@ -366,58 +382,57 @@
         <w:jc w:val="both"/>
       </w:pPr>
       <w:r>
-        <w:t xml:space="preserve">а) получить сырой вывод </w:t>
-      </w:r>
-      <w:r>
-        <w:rPr>
-          <w:rFonts w:ascii="Courier New" w:cs="Courier New" w:eastAsia="Courier New" w:hAnsi="Courier New"/>
-          <w:sz w:val="24"/>
-          <w:szCs w:val="24"/>
-        </w:rPr>
-        <w:t xml:space="preserve">git log</w:t>
-      </w:r>
-      <w:r>
-        <w:t xml:space="preserve"> из нескольких репозиториев;</w:t>
-      </w:r>
-    </w:p>
-    <w:p>
-      <w:pPr>
-        <w:spacing w:line="360"/>
-        <w:ind w:firstLine="709"/>
-        <w:jc w:val="both"/>
-      </w:pPr>
-      <w:r>
-        <w:t xml:space="preserve">б) разобрать его в таблицу и очистить;</w:t>
-      </w:r>
-    </w:p>
-    <w:p>
-      <w:pPr>
-        <w:spacing w:line="360"/>
-        <w:ind w:firstLine="709"/>
-        <w:jc w:val="both"/>
-      </w:pPr>
-      <w:r>
-        <w:t xml:space="preserve">в) проанализировать ритм и размер коммитов;</w:t>
-      </w:r>
-    </w:p>
-    <w:p>
-      <w:pPr>
-        <w:spacing w:line="360"/>
-        <w:ind w:firstLine="709"/>
-        <w:jc w:val="both"/>
-      </w:pPr>
-      <w:r>
-        <w:t xml:space="preserve">г) сохранить датасет и показать его пригодность для обучения модели.</w:t>
-      </w:r>
-    </w:p>
-    <w:p>
-      <w:pPr>
-        <w:spacing w:line="360"/>
-        <w:ind w:firstLine="709"/>
-        <w:jc w:val="both"/>
-      </w:pPr>
-      <w:r>
-        <w:t xml:space="preserve">Работа выполнена на Python 3.12 с библиотеками pandas и scikit-learn. Код и графики лежат в репозитории https://github.com/thehaffk/mmo в папке </w:t>
+        <w:t xml:space="preserve">а) выбрать открытый источник и проверить, подходит ли он для сбора;</w:t>
+      </w:r>
+    </w:p>
+    <w:p>
+      <w:pPr>
+        <w:spacing w:line="360"/>
+        <w:ind w:firstLine="709"/>
+        <w:jc w:val="both"/>
+      </w:pPr>
+      <w:r>
+        <w:t xml:space="preserve">б) собрать сырые данные скриптом;</w:t>
+      </w:r>
+    </w:p>
+    <w:p>
+      <w:pPr>
+        <w:spacing w:line="360"/>
+        <w:ind w:firstLine="709"/>
+        <w:jc w:val="both"/>
+      </w:pPr>
+      <w:r>
+        <w:t xml:space="preserve">в) разобрать их в таблицу и очистить;</w:t>
+      </w:r>
+    </w:p>
+    <w:p>
+      <w:pPr>
+        <w:spacing w:line="360"/>
+        <w:ind w:firstLine="709"/>
+        <w:jc w:val="both"/>
+      </w:pPr>
+      <w:r>
+        <w:t xml:space="preserve">г) проанализировать и сохранить датасет;</w:t>
+      </w:r>
+    </w:p>
+    <w:p>
+      <w:pPr>
+        <w:spacing w:line="360"/>
+        <w:ind w:firstLine="709"/>
+        <w:jc w:val="both"/>
+      </w:pPr>
+      <w:r>
+        <w:t xml:space="preserve">д) показать на модели, что датасет пригоден для обучения.</w:t>
+      </w:r>
+    </w:p>
+    <w:p>
+      <w:pPr>
+        <w:spacing w:line="360"/>
+        <w:ind w:firstLine="709"/>
+        <w:jc w:val="both"/>
+      </w:pPr>
+      <w:r>
+        <w:t xml:space="preserve">Работа выполнена на Python 3.12 с библиотеками pandas и scikit-learn. Код, сырые данные и датасет лежат в репозитории https://github.com/thehaffk/mmo в папке </w:t>
       </w:r>
       <w:r>
         <w:rPr>
@@ -449,25 +464,28 @@
           <w:sz w:val="28"/>
           <w:szCs w:val="28"/>
         </w:rPr>
-        <w:t xml:space="preserve">1 Сбор сырых данных</w:t>
-      </w:r>
-    </w:p>
-    <w:p>
-      <w:pPr>
-        <w:spacing w:line="360"/>
-        <w:ind w:firstLine="709"/>
-        <w:jc w:val="both"/>
-      </w:pPr>
+        <w:t xml:space="preserve">1 Выбор источника</w:t>
+      </w:r>
+    </w:p>
+    <w:p>
+      <w:pPr>
+        <w:spacing w:line="360"/>
+        <w:ind w:firstLine="709"/>
+        <w:jc w:val="both"/>
+      </w:pPr>
+      <w:r>
+        <w:t xml:space="preserve">Сначала я проверил ленту публичных событий GitHub </w:t>
+      </w:r>
       <w:r>
         <w:rPr>
           <w:rFonts w:ascii="Courier New" w:cs="Courier New" w:eastAsia="Courier New" w:hAnsi="Courier New"/>
           <w:sz w:val="24"/>
           <w:szCs w:val="24"/>
         </w:rPr>
-        <w:t xml:space="preserve">git log</w:t>
-      </w:r>
-      <w:r>
-        <w:t xml:space="preserve"> печатает историю в заданном формате. Использую разделитель из редких символов </w:t>
+        <w:t xml:space="preserve">api.github.com/events</w:t>
+      </w:r>
+      <w:r>
+        <w:t xml:space="preserve">. Без авторизации она кешируется: заголовок ответа </w:t>
       </w:r>
       <w:r>
         <w:rPr>
@@ -475,106 +493,30 @@
           <w:sz w:val="24"/>
           <w:szCs w:val="24"/>
         </w:rPr>
-        <w:t xml:space="preserve">|~|</w:t>
-      </w:r>
-      <w:r>
-        <w:t xml:space="preserve">, чтобы поля не путались с текстом сообщения, и флаг </w:t>
-      </w:r>
-      <w:r>
-        <w:rPr>
-          <w:rFonts w:ascii="Courier New" w:cs="Courier New" w:eastAsia="Courier New" w:hAnsi="Courier New"/>
-          <w:sz w:val="24"/>
-          <w:szCs w:val="24"/>
-        </w:rPr>
-        <w:t xml:space="preserve">--numstat</w:t>
-      </w:r>
-      <w:r>
-        <w:t xml:space="preserve">: после каждого коммита идёт по строке на изменённый файл с числом добавленных и удалённых строк. Слияния пропускаются флагом </w:t>
-      </w:r>
-      <w:r>
-        <w:rPr>
-          <w:rFonts w:ascii="Courier New" w:cs="Courier New" w:eastAsia="Courier New" w:hAnsi="Courier New"/>
-          <w:sz w:val="24"/>
-          <w:szCs w:val="24"/>
-        </w:rPr>
-        <w:t xml:space="preserve">--no-merges</w:t>
-      </w:r>
-      <w:r>
-        <w:t xml:space="preserve">, своих изменений у них нет.</w:t>
-      </w:r>
-    </w:p>
-    <w:p>
-      <w:pPr>
-        <w:keepNext/>
-        <w:keepLines/>
-        <w:spacing w:after="0" w:before="120"/>
-        <w:ind w:left="284"/>
-      </w:pPr>
-      <w:r>
-        <w:rPr>
-          <w:rFonts w:ascii="Courier New" w:cs="Courier New" w:eastAsia="Courier New" w:hAnsi="Courier New"/>
-          <w:sz w:val="20"/>
-          <w:szCs w:val="20"/>
-        </w:rPr>
-        <w:t xml:space="preserve">FORMAT = f'%H{SEP}%aI{SEP}%an{SEP}%s'</w:t>
-      </w:r>
-    </w:p>
-    <w:p>
-      <w:pPr>
-        <w:keepNext/>
-        <w:keepLines/>
-        <w:spacing w:after="0" w:before="0"/>
-        <w:ind w:left="284"/>
-      </w:pPr>
-      <w:r>
-        <w:rPr>
-          <w:rFonts w:ascii="Courier New" w:cs="Courier New" w:eastAsia="Courier New" w:hAnsi="Courier New"/>
-          <w:sz w:val="20"/>
-          <w:szCs w:val="20"/>
-        </w:rPr>
-        <w:t xml:space="preserve">subprocess.run(['git', '-C', path, 'log', '--no-merges',</w:t>
-      </w:r>
-    </w:p>
-    <w:p>
-      <w:pPr>
-        <w:keepNext/>
-        <w:keepLines/>
-        <w:spacing w:after="0" w:before="0"/>
-        <w:ind w:left="284"/>
-      </w:pPr>
-      <w:r>
-        <w:rPr>
-          <w:rFonts w:ascii="Courier New" w:cs="Courier New" w:eastAsia="Courier New" w:hAnsi="Courier New"/>
-          <w:sz w:val="20"/>
-          <w:szCs w:val="20"/>
-        </w:rPr>
-        <w:t xml:space="preserve">                f'--pretty=format:{FORMAT}', '--numstat'],</w:t>
-      </w:r>
-    </w:p>
-    <w:p>
-      <w:pPr>
-        <w:keepNext w:val="false"/>
-        <w:keepLines/>
-        <w:spacing w:after="120" w:before="0"/>
-        <w:ind w:left="284"/>
-      </w:pPr>
-      <w:r>
-        <w:rPr>
-          <w:rFonts w:ascii="Courier New" w:cs="Courier New" w:eastAsia="Courier New" w:hAnsi="Courier New"/>
-          <w:sz w:val="20"/>
-          <w:szCs w:val="20"/>
-        </w:rPr>
-        <w:t xml:space="preserve">               capture_output=True, text=True, check=True).stdout</w:t>
-      </w:r>
-    </w:p>
-    <w:p>
-      <w:pPr>
-        <w:spacing w:line="360"/>
-        <w:ind w:firstLine="709"/>
-        <w:jc w:val="both"/>
-      </w:pPr>
-      <w:r>
-        <w:t xml:space="preserve">Данные собраны из шести репозиториев: учебные проекты Nexora, nexora-frontend, hydrocalc и mmo, личный fitness и командный manifests.</w:t>
+        <w:t xml:space="preserve">X-Poll-Interval: 60</w:t>
+      </w:r>
+      <w:r>
+        <w:t xml:space="preserve">, два запроса с разницей 8 секунд вернули одни и те же 100 событий, а всего лента отдаёт не больше 300 событий. Датасет из неё не собрать.</w:t>
+      </w:r>
+    </w:p>
+    <w:p>
+      <w:pPr>
+        <w:spacing w:line="360"/>
+        <w:ind w:firstLine="709"/>
+        <w:jc w:val="both"/>
+      </w:pPr>
+      <w:r>
+        <w:t xml:space="preserve">API поиска репозиториев тоже работает без авторизации, отдаёт по 100 репозиториев за запрос и умеет отбирать их по дате создания и числу звёзд. Ограничение 10 запросов в минуту.</w:t>
+      </w:r>
+    </w:p>
+    <w:p>
+      <w:pPr>
+        <w:spacing w:line="360"/>
+        <w:ind w:firstLine="709"/>
+        <w:jc w:val="both"/>
+      </w:pPr>
+      <w:r>
+        <w:t xml:space="preserve">Выборка устроена в два слоя. Первая версия брала только 100 самых популярных репозиториев каждого дня, и выборка оказалась обрезана снизу: меньше 49 звёзд в неё не попадало, а модель внутри такой выборки давала ROC-AUC 0,57. Поэтому за каждый день с 1 по 15 августа 2025 года беру 100 самых популярных репозиториев и 100 обычных. Даты взяты год назад, чтобы число звёзд успело устояться.</w:t>
       </w:r>
     </w:p>
     <w:p>
@@ -595,47 +537,161 @@
           <w:sz w:val="28"/>
           <w:szCs w:val="28"/>
         </w:rPr>
-        <w:t xml:space="preserve">2 Разбор и очистка</w:t>
-      </w:r>
-    </w:p>
-    <w:p>
-      <w:pPr>
-        <w:spacing w:line="360"/>
-        <w:ind w:firstLine="709"/>
-        <w:jc w:val="both"/>
-      </w:pPr>
-      <w:r>
-        <w:t xml:space="preserve">Вывод разбирается построчно: строка с разделителем начинает новый коммит, строки из трёх колонок через табуляцию относятся к текущему. Бинарные файлы git помечает дефисами вместо чисел, такие файлы считаются с нулём строк.</w:t>
-      </w:r>
-    </w:p>
-    <w:p>
-      <w:pPr>
-        <w:spacing w:line="360"/>
-        <w:ind w:firstLine="709"/>
-        <w:jc w:val="both"/>
-      </w:pPr>
-      <w:r>
-        <w:t xml:space="preserve">Часть репозиториев командные, поэтому имена авторов заменяются псевдонимами вида «Автор 03», а сообщения коммитов в датасет не попадают, сохраняется только их длина.</w:t>
-      </w:r>
-    </w:p>
-    <w:p>
-      <w:pPr>
-        <w:spacing w:line="360"/>
-        <w:ind w:firstLine="709"/>
-        <w:jc w:val="both"/>
-      </w:pPr>
-      <w:r>
-        <w:t xml:space="preserve">Собрано 1951 коммит за период с 3 сентября 2024 года по 28 сентября 2026 года от 27 авторов. У двух коммитов нет изменённых файлов, они удалены. Самый большой коммит на 133 920 строк это первый импорт проекта, но удалять крупные коммиты я не стал: это реальные события, и они важны для задачи о размере коммита.</w:t>
-      </w:r>
-    </w:p>
-    <w:p>
-      <w:pPr>
-        <w:spacing w:line="360"/>
-        <w:ind w:firstLine="709"/>
-        <w:jc w:val="both"/>
-      </w:pPr>
-      <w:r>
-        <w:t xml:space="preserve">Итог: </w:t>
+        <w:t xml:space="preserve">2 Сбор сырых данных</w:t>
+      </w:r>
+    </w:p>
+    <w:p>
+      <w:pPr>
+        <w:keepNext/>
+        <w:keepLines/>
+        <w:spacing w:after="0" w:before="120"/>
+        <w:ind w:left="284"/>
+      </w:pPr>
+      <w:r>
+        <w:rPr>
+          <w:rFonts w:ascii="Courier New" w:cs="Courier New" w:eastAsia="Courier New" w:hAnsi="Courier New"/>
+          <w:sz w:val="20"/>
+          <w:szCs w:val="20"/>
+        </w:rPr>
+        <w:t xml:space="preserve">QUERIES = {'popular': 'created:{d}&amp;sort=stars&amp;order=desc',</w:t>
+      </w:r>
+    </w:p>
+    <w:p>
+      <w:pPr>
+        <w:keepNext/>
+        <w:keepLines/>
+        <w:spacing w:after="0" w:before="0"/>
+        <w:ind w:left="284"/>
+      </w:pPr>
+      <w:r>
+        <w:rPr>
+          <w:rFonts w:ascii="Courier New" w:cs="Courier New" w:eastAsia="Courier New" w:hAnsi="Courier New"/>
+          <w:sz w:val="20"/>
+          <w:szCs w:val="20"/>
+        </w:rPr>
+        <w:t xml:space="preserve">           'ordinary': 'created:{d}+stars:1..3'}</w:t>
+      </w:r>
+    </w:p>
+    <w:p>
+      <w:pPr>
+        <w:keepNext/>
+        <w:keepLines/>
+        <w:spacing w:after="0" w:before="0"/>
+        <w:ind w:left="284"/>
+      </w:pPr>
+      <w:r>
+        <w:rPr>
+          <w:rFonts w:ascii="Courier New" w:cs="Courier New" w:eastAsia="Courier New" w:hAnsi="Courier New"/>
+          <w:sz w:val="20"/>
+          <w:szCs w:val="20"/>
+        </w:rPr>
+        <w:t xml:space="preserve">for day in DAYS:</w:t>
+      </w:r>
+    </w:p>
+    <w:p>
+      <w:pPr>
+        <w:keepNext/>
+        <w:keepLines/>
+        <w:spacing w:after="0" w:before="0"/>
+        <w:ind w:left="284"/>
+      </w:pPr>
+      <w:r>
+        <w:rPr>
+          <w:rFonts w:ascii="Courier New" w:cs="Courier New" w:eastAsia="Courier New" w:hAnsi="Courier New"/>
+          <w:sz w:val="20"/>
+          <w:szCs w:val="20"/>
+        </w:rPr>
+        <w:t xml:space="preserve">    for group, q in QUERIES.items():</w:t>
+      </w:r>
+    </w:p>
+    <w:p>
+      <w:pPr>
+        <w:keepNext/>
+        <w:keepLines/>
+        <w:spacing w:after="0" w:before="0"/>
+        <w:ind w:left="284"/>
+      </w:pPr>
+      <w:r>
+        <w:rPr>
+          <w:rFonts w:ascii="Courier New" w:cs="Courier New" w:eastAsia="Courier New" w:hAnsi="Courier New"/>
+          <w:sz w:val="20"/>
+          <w:szCs w:val="20"/>
+        </w:rPr>
+        <w:t xml:space="preserve">        resp = search(q.format(d=day.isoformat()))</w:t>
+      </w:r>
+    </w:p>
+    <w:p>
+      <w:pPr>
+        <w:keepNext/>
+        <w:keepLines/>
+        <w:spacing w:after="0" w:before="0"/>
+        <w:ind w:left="284"/>
+      </w:pPr>
+      <w:r>
+        <w:rPr>
+          <w:rFonts w:ascii="Courier New" w:cs="Courier New" w:eastAsia="Courier New" w:hAnsi="Courier New"/>
+          <w:sz w:val="20"/>
+          <w:szCs w:val="20"/>
+        </w:rPr>
+        <w:t xml:space="preserve">        for it in resp['items']:</w:t>
+      </w:r>
+    </w:p>
+    <w:p>
+      <w:pPr>
+        <w:keepNext/>
+        <w:keepLines/>
+        <w:spacing w:after="0" w:before="0"/>
+        <w:ind w:left="284"/>
+      </w:pPr>
+      <w:r>
+        <w:rPr>
+          <w:rFonts w:ascii="Courier New" w:cs="Courier New" w:eastAsia="Courier New" w:hAnsi="Courier New"/>
+          <w:sz w:val="20"/>
+          <w:szCs w:val="20"/>
+        </w:rPr>
+        <w:t xml:space="preserve">            it['_group'] = group</w:t>
+      </w:r>
+    </w:p>
+    <w:p>
+      <w:pPr>
+        <w:keepNext/>
+        <w:keepLines/>
+        <w:spacing w:after="0" w:before="0"/>
+        <w:ind w:left="284"/>
+      </w:pPr>
+      <w:r>
+        <w:rPr>
+          <w:rFonts w:ascii="Courier New" w:cs="Courier New" w:eastAsia="Courier New" w:hAnsi="Courier New"/>
+          <w:sz w:val="20"/>
+          <w:szCs w:val="20"/>
+        </w:rPr>
+        <w:t xml:space="preserve">        raw['items'] += resp['items']</w:t>
+      </w:r>
+    </w:p>
+    <w:p>
+      <w:pPr>
+        <w:keepNext w:val="false"/>
+        <w:keepLines/>
+        <w:spacing w:after="120" w:before="0"/>
+        <w:ind w:left="284"/>
+      </w:pPr>
+      <w:r>
+        <w:rPr>
+          <w:rFonts w:ascii="Courier New" w:cs="Courier New" w:eastAsia="Courier New" w:hAnsi="Courier New"/>
+          <w:sz w:val="20"/>
+          <w:szCs w:val="20"/>
+        </w:rPr>
+        <w:t xml:space="preserve">        time.sleep(7)</w:t>
+      </w:r>
+    </w:p>
+    <w:p>
+      <w:pPr>
+        <w:spacing w:line="360"/>
+        <w:ind w:firstLine="709"/>
+        <w:jc w:val="both"/>
+      </w:pPr>
+      <w:r>
+        <w:t xml:space="preserve">30 запросов с паузой 7 секунд заняли около трёх с половиной минут. Сырой ответ сохранён в </w:t>
       </w:r>
       <w:r>
         <w:rPr>
@@ -643,10 +699,21 @@
           <w:sz w:val="24"/>
           <w:szCs w:val="24"/>
         </w:rPr>
-        <w:t xml:space="preserve">data/commits.csv</w:t>
-      </w:r>
-      <w:r>
-        <w:t xml:space="preserve">, 1949 коммитов, 15 столбцов, 207 КБ.</w:t>
+        <w:t xml:space="preserve">data/raw_github_repos.json</w:t>
+      </w:r>
+      <w:r>
+        <w:t xml:space="preserve">, при повторном запуске данные берутся из файла. Запрос </w:t>
+      </w:r>
+      <w:r>
+        <w:rPr>
+          <w:rFonts w:ascii="Courier New" w:cs="Courier New" w:eastAsia="Courier New" w:hAnsi="Courier New"/>
+          <w:sz w:val="24"/>
+          <w:szCs w:val="24"/>
+        </w:rPr>
+        <w:t xml:space="preserve">stars:1..3</w:t>
+      </w:r>
+      <w:r>
+        <w:t xml:space="preserve"> вернул репозитории ровно с тремя звёздами: сортировка по совпадению ставит их первыми.</w:t>
       </w:r>
     </w:p>
     <w:p>
@@ -667,17 +734,69 @@
           <w:sz w:val="28"/>
           <w:szCs w:val="28"/>
         </w:rPr>
-        <w:t xml:space="preserve">3 Анализ</w:t>
-      </w:r>
-    </w:p>
-    <w:p>
-      <w:pPr>
-        <w:spacing w:line="360"/>
-        <w:ind w:firstLine="709"/>
-        <w:jc w:val="both"/>
-      </w:pPr>
-      <w:r>
-        <w:t xml:space="preserve">Больше всего коммитов в командном репозитории manifests, 1660 из 1949 (рисунок 1). Учебные проекты дают от 5 до 153 коммитов. Самый активный месяц май 2026 года, 269 коммитов.</w:t>
+        <w:t xml:space="preserve">3 Структурирование и очистка</w:t>
+      </w:r>
+    </w:p>
+    <w:p>
+      <w:pPr>
+        <w:spacing w:line="360"/>
+        <w:ind w:firstLine="709"/>
+        <w:jc w:val="both"/>
+      </w:pPr>
+      <w:r>
+        <w:t xml:space="preserve">В сырой записи 82 поля, большинство из них это ссылки на другие методы API. Взяты 15 содержательных: даты создания и последнего изменения, язык, размер, звёзды, форки, открытые задачи, наличие лицензии, длина описания, число тем, тип владельца, наличие сайта и срок развития. Имена репозиториев и владельцев в датасет не попадают.</w:t>
+      </w:r>
+    </w:p>
+    <w:p>
+      <w:pPr>
+        <w:spacing w:line="360"/>
+        <w:ind w:firstLine="709"/>
+        <w:jc w:val="both"/>
+      </w:pPr>
+      <w:r>
+        <w:t xml:space="preserve">Очистка: дубликатов и пропусков нет, удалены 22 пустых репозитория с размером 0. У 3 репозиториев последнее изменение раньше даты создания: их история перенесена из другого места, срок развития у них обрезан до нуля. Итог: </w:t>
+      </w:r>
+      <w:r>
+        <w:rPr>
+          <w:rFonts w:ascii="Courier New" w:cs="Courier New" w:eastAsia="Courier New" w:hAnsi="Courier New"/>
+          <w:sz w:val="24"/>
+          <w:szCs w:val="24"/>
+        </w:rPr>
+        <w:t xml:space="preserve">data/github_repos.csv</w:t>
+      </w:r>
+      <w:r>
+        <w:t xml:space="preserve">, 2978 репозиториев, 15 столбцов, 343 КБ.</w:t>
+      </w:r>
+    </w:p>
+    <w:p>
+      <w:pPr>
+        <w:pStyle w:val="Heading1"/>
+        <w:keepNext/>
+        <w:pageBreakBefore/>
+        <w:spacing w:after="240" w:before="0" w:line="360"/>
+        <w:ind w:firstLine="709"/>
+        <w:jc w:val="left"/>
+      </w:pPr>
+      <w:r>
+        <w:rPr>
+          <w:rFonts w:ascii="Times New Roman" w:cs="Times New Roman" w:eastAsia="Times New Roman" w:hAnsi="Times New Roman"/>
+          <w:b/>
+          <w:bCs/>
+          <w:color w:val="000000"/>
+          <w:sz w:val="28"/>
+          <w:szCs w:val="28"/>
+        </w:rPr>
+        <w:t xml:space="preserve">4 Анализ</w:t>
+      </w:r>
+    </w:p>
+    <w:p>
+      <w:pPr>
+        <w:spacing w:line="360"/>
+        <w:ind w:firstLine="709"/>
+        <w:jc w:val="both"/>
+      </w:pPr>
+      <w:r>
+        <w:t xml:space="preserve">Среди популярных репозиториев больше Python (30,2 % против 20,9 %), Rust и Go, среди обычных больше JavaScript, HTML и ноутбуков Jupyter (рисунок 1). Звёзды у популярной группы от 49 до 138 009, медиана 147.</w:t>
       </w:r>
     </w:p>
     <w:p>
@@ -689,7 +808,7 @@
       <w:r>
         <w:drawing>
           <wp:inline distT="0" distB="0" distL="0" distR="0">
-            <wp:extent cx="5943600" cy="1838325"/>
+            <wp:extent cx="5943600" cy="2066925"/>
             <wp:effectExtent t="0" r="0" b="0" l="0"/>
             <wp:docPr id="1" name="" descr="" title=""/>
             <wp:cNvGraphicFramePr>
@@ -714,7 +833,7 @@
                   <pic:spPr bwMode="auto">
                     <a:xfrm>
                       <a:off x="0" y="0"/>
-                      <a:ext cx="5943600" cy="1838325"/>
+                      <a:ext cx="5943600" cy="2066925"/>
                     </a:xfrm>
                     <a:prstGeom prst="rect">
                       <a:avLst/>
@@ -733,17 +852,17 @@
         <w:jc w:val="center"/>
       </w:pPr>
       <w:r>
-        <w:t xml:space="preserve">Рисунок 1 — Коммиты по репозиториям и по месяцам</w:t>
-      </w:r>
-    </w:p>
-    <w:p>
-      <w:pPr>
-        <w:spacing w:line="360"/>
-        <w:ind w:firstLine="709"/>
-        <w:jc w:val="both"/>
-      </w:pPr>
-      <w:r>
-        <w:t xml:space="preserve">Ритм разработки обратный ритму чата группы из лабораторной № 5 (рисунок 2). Пик коммитов в 23 часа, ночью с 0 до 6 часов сделано 20,9 % коммитов, в выходные 32,5 %.</w:t>
+        <w:t xml:space="preserve">Рисунок 1 — Языки в двух группах и распределение звёзд у популярных</w:t>
+      </w:r>
+    </w:p>
+    <w:p>
+      <w:pPr>
+        <w:spacing w:line="360"/>
+        <w:ind w:firstLine="709"/>
+        <w:jc w:val="both"/>
+      </w:pPr>
+      <w:r>
+        <w:t xml:space="preserve">Популярные репозитории заметно лучше оформлены (рисунок 2): лицензия у 73,4 % против 39,4 %, темы у 44,1 % против 16,2 %, владелец организация у 30,3 % против 10,9 %. Медианный размер в 6,5 раза больше, 3667 КБ против 561.</w:t>
       </w:r>
     </w:p>
     <w:p>
@@ -755,7 +874,7 @@
       <w:r>
         <w:drawing>
           <wp:inline distT="0" distB="0" distL="0" distR="0">
-            <wp:extent cx="5943600" cy="1857375"/>
+            <wp:extent cx="5943600" cy="1981200"/>
             <wp:effectExtent t="0" r="0" b="0" l="0"/>
             <wp:docPr id="1" name="" descr="" title=""/>
             <wp:cNvGraphicFramePr>
@@ -780,7 +899,7 @@
                   <pic:spPr bwMode="auto">
                     <a:xfrm>
                       <a:off x="0" y="0"/>
-                      <a:ext cx="5943600" cy="1857375"/>
+                      <a:ext cx="5943600" cy="1981200"/>
                     </a:xfrm>
                     <a:prstGeom prst="rect">
                       <a:avLst/>
@@ -799,17 +918,17 @@
         <w:jc w:val="center"/>
       </w:pPr>
       <w:r>
-        <w:t xml:space="preserve">Рисунок 2 — Коммиты по часам и дням недели</w:t>
-      </w:r>
-    </w:p>
-    <w:p>
-      <w:pPr>
-        <w:spacing w:line="360"/>
-        <w:ind w:firstLine="709"/>
-        <w:jc w:val="both"/>
-      </w:pPr>
-      <w:r>
-        <w:t xml:space="preserve">Большинство коммитов мелкие (рисунок 3): медиана 4 изменённые строки в одном файле. Число файлов и число строк связаны умеренно, коэффициент корреляции 0,43.</w:t>
+        <w:t xml:space="preserve">Рисунок 2 — Оформление и размер популярных и обычных репозиториев</w:t>
+      </w:r>
+    </w:p>
+    <w:p>
+      <w:pPr>
+        <w:spacing w:line="360"/>
+        <w:ind w:firstLine="709"/>
+        <w:jc w:val="both"/>
+      </w:pPr>
+      <w:r>
+        <w:t xml:space="preserve">Популярные проекты развиваются дольше (рисунок 3): медиана 281 день между созданием и последним изменением против 27. В первую же неделю забрасывают 40,5 % обычных репозиториев и только 11,7 % популярных.</w:t>
       </w:r>
     </w:p>
     <w:p>
@@ -821,7 +940,7 @@
       <w:r>
         <w:drawing>
           <wp:inline distT="0" distB="0" distL="0" distR="0">
-            <wp:extent cx="5943600" cy="1857375"/>
+            <wp:extent cx="5943600" cy="3276600"/>
             <wp:effectExtent t="0" r="0" b="0" l="0"/>
             <wp:docPr id="1" name="" descr="" title=""/>
             <wp:cNvGraphicFramePr>
@@ -846,7 +965,7 @@
                   <pic:spPr bwMode="auto">
                     <a:xfrm>
                       <a:off x="0" y="0"/>
-                      <a:ext cx="5943600" cy="1857375"/>
+                      <a:ext cx="5943600" cy="3276600"/>
                     </a:xfrm>
                     <a:prstGeom prst="rect">
                       <a:avLst/>
@@ -865,73 +984,7 @@
         <w:jc w:val="center"/>
       </w:pPr>
       <w:r>
-        <w:t xml:space="preserve">Рисунок 3 — Размер коммитов</w:t>
-      </w:r>
-    </w:p>
-    <w:p>
-      <w:pPr>
-        <w:spacing w:line="360"/>
-        <w:ind w:firstLine="709"/>
-        <w:jc w:val="both"/>
-      </w:pPr>
-      <w:r>
-        <w:t xml:space="preserve">Тепловая карта (рисунок 4) подтверждает вечерний и ночной ритм: яркие клетки идут поздним вечером и в выходные, а не в учебные часы.</w:t>
-      </w:r>
-    </w:p>
-    <w:p>
-      <w:pPr>
-        <w:keepNext/>
-        <w:spacing w:before="120"/>
-        <w:jc w:val="center"/>
-      </w:pPr>
-      <w:r>
-        <w:drawing>
-          <wp:inline distT="0" distB="0" distL="0" distR="0">
-            <wp:extent cx="5943600" cy="1828800"/>
-            <wp:effectExtent t="0" r="0" b="0" l="0"/>
-            <wp:docPr id="1" name="" descr="" title=""/>
-            <wp:cNvGraphicFramePr>
-              <a:graphicFrameLocks xmlns:a="http://schemas.openxmlformats.org/drawingml/2006/main" noChangeAspect="1"/>
-            </wp:cNvGraphicFramePr>
-            <a:graphic xmlns:a="http://schemas.openxmlformats.org/drawingml/2006/main">
-              <a:graphicData uri="http://schemas.openxmlformats.org/drawingml/2006/picture">
-                <pic:pic xmlns:pic="http://schemas.openxmlformats.org/drawingml/2006/picture">
-                  <pic:nvPicPr>
-                    <pic:cNvPr id="0" name="" descr=""/>
-                    <pic:cNvPicPr>
-                      <a:picLocks noChangeAspect="1" noChangeArrowheads="1"/>
-                    </pic:cNvPicPr>
-                  </pic:nvPicPr>
-                  <pic:blipFill>
-                    <a:blip r:embed="rId12" cstate="none"/>
-                    <a:srcRect/>
-                    <a:stretch>
-                      <a:fillRect/>
-                    </a:stretch>
-                  </pic:blipFill>
-                  <pic:spPr bwMode="auto">
-                    <a:xfrm>
-                      <a:off x="0" y="0"/>
-                      <a:ext cx="5943600" cy="1828800"/>
-                    </a:xfrm>
-                    <a:prstGeom prst="rect">
-                      <a:avLst/>
-                    </a:prstGeom>
-                  </pic:spPr>
-                </pic:pic>
-              </a:graphicData>
-            </a:graphic>
-          </wp:inline>
-        </w:drawing>
-      </w:r>
-    </w:p>
-    <w:p>
-      <w:pPr>
-        <w:spacing w:after="240" w:line="360"/>
-        <w:jc w:val="center"/>
-      </w:pPr>
-      <w:r>
-        <w:t xml:space="preserve">Рисунок 4 — Тепловая карта коммитов</w:t>
+        <w:t xml:space="preserve">Рисунок 3 — Срок развития репозиториев в двух группах</w:t>
       </w:r>
     </w:p>
     <w:p>
@@ -952,27 +1005,27 @@
           <w:sz w:val="28"/>
           <w:szCs w:val="28"/>
         </w:rPr>
-        <w:t xml:space="preserve">4 Демонстрация пригодности датасета</w:t>
-      </w:r>
-    </w:p>
-    <w:p>
-      <w:pPr>
-        <w:spacing w:line="360"/>
-        <w:ind w:firstLine="709"/>
-        <w:jc w:val="both"/>
-      </w:pPr>
-      <w:r>
-        <w:t xml:space="preserve">Задача: отличить крупный коммит от мелкого по признакам, не связанным напрямую с объёмом правок. Крупным считается коммит, у которого изменений больше медианы (4 строки), таких 44,3 %. Признаки: час, день недели, длина сообщения коммита и репозиторий.</w:t>
-      </w:r>
-    </w:p>
-    <w:p>
-      <w:pPr>
-        <w:spacing w:line="360"/>
-        <w:ind w:firstLine="709"/>
-        <w:jc w:val="both"/>
-      </w:pPr>
-      <w:r>
-        <w:t xml:space="preserve">Таблица 1 — Определение крупного коммита</w:t>
+        <w:t xml:space="preserve">5 Демонстрация пригодности датасета</w:t>
+      </w:r>
+    </w:p>
+    <w:p>
+      <w:pPr>
+        <w:spacing w:line="360"/>
+        <w:ind w:firstLine="709"/>
+        <w:jc w:val="both"/>
+      </w:pPr>
+      <w:r>
+        <w:t xml:space="preserve">Задача: по свойствам репозитория отличить популярный от обычного. Звёзды, форки и открытые задачи в признаки не входят: это следствие популярности, с ними модель подсмотрела бы ответ. Признаки: размер, длина описания, число тем, лицензия, тип владельца, сайт, срок развития и восемь самых частых языков.</w:t>
+      </w:r>
+    </w:p>
+    <w:p>
+      <w:pPr>
+        <w:spacing w:line="360"/>
+        <w:ind w:firstLine="709"/>
+        <w:jc w:val="both"/>
+      </w:pPr>
+      <w:r>
+        <w:t xml:space="preserve">Таблица 1 — Результаты на тестовой выборке из 745 репозиториев</w:t>
       </w:r>
     </w:p>
     <w:tbl>
@@ -1144,7 +1197,7 @@
                 <w:sz w:val="24"/>
                 <w:szCs w:val="24"/>
               </w:rPr>
-              <w:t xml:space="preserve">0,7152</w:t>
+              <w:t xml:space="preserve">0,7208</w:t>
             </w:r>
           </w:p>
         </w:tc>
@@ -1173,7 +1226,7 @@
                 <w:sz w:val="24"/>
                 <w:szCs w:val="24"/>
               </w:rPr>
-              <w:t xml:space="preserve">0,7882</w:t>
+              <w:t xml:space="preserve">0,7994</w:t>
             </w:r>
           </w:p>
         </w:tc>
@@ -1237,7 +1290,7 @@
                 <w:sz w:val="24"/>
                 <w:szCs w:val="24"/>
               </w:rPr>
-              <w:t xml:space="preserve">0,6516</w:t>
+              <w:t xml:space="preserve">0,7060</w:t>
             </w:r>
           </w:p>
         </w:tc>
@@ -1266,7 +1319,7 @@
                 <w:sz w:val="24"/>
                 <w:szCs w:val="24"/>
               </w:rPr>
-              <w:t xml:space="preserve">0,6486</w:t>
+              <w:t xml:space="preserve">0,7782</w:t>
             </w:r>
           </w:p>
         </w:tc>
@@ -1302,7 +1355,7 @@
                     </pic:cNvPicPr>
                   </pic:nvPicPr>
                   <pic:blipFill>
-                    <a:blip r:embed="rId13" cstate="none"/>
+                    <a:blip r:embed="rId12" cstate="none"/>
                     <a:srcRect/>
                     <a:stretch>
                       <a:fillRect/>
@@ -1330,17 +1383,17 @@
         <w:jc w:val="center"/>
       </w:pPr>
       <w:r>
-        <w:t xml:space="preserve">Рисунок 5 — Определение крупного коммита: матрица ошибок и важность признаков</w:t>
-      </w:r>
-    </w:p>
-    <w:p>
-      <w:pPr>
-        <w:spacing w:line="360"/>
-        <w:ind w:firstLine="709"/>
-        <w:jc w:val="both"/>
-      </w:pPr>
-      <w:r>
-        <w:t xml:space="preserve">Главный признак длина сообщения коммита (важность 0,404): крупную правку описывают подробнее. Следом репозиторий (0,288) и час (0,192). Лес лучше логистической регрессии, потому что зависимость от репозитория и часа нелинейная.</w:t>
+        <w:t xml:space="preserve">Рисунок 4 — Популярный или обычный репозиторий: матрица ошибок и важность признаков</w:t>
+      </w:r>
+    </w:p>
+    <w:p>
+      <w:pPr>
+        <w:spacing w:line="360"/>
+        <w:ind w:firstLine="709"/>
+        <w:jc w:val="both"/>
+      </w:pPr>
+      <w:r>
+        <w:t xml:space="preserve">Главные признаки: срок развития (0,296), размер (0,211), длина описания (0,133) и лицензия (0,129). Оговорка: срок развития отчасти следствие популярности, популярный проект чаще продолжают поддерживать.</w:t>
       </w:r>
     </w:p>
     <w:p>
@@ -1370,38 +1423,27 @@
         <w:jc w:val="both"/>
       </w:pPr>
       <w:r>
-        <w:t xml:space="preserve">Из вывода </w:t>
-      </w:r>
-      <w:r>
-        <w:rPr>
-          <w:rFonts w:ascii="Courier New" w:cs="Courier New" w:eastAsia="Courier New" w:hAnsi="Courier New"/>
-          <w:sz w:val="24"/>
-          <w:szCs w:val="24"/>
-        </w:rPr>
-        <w:t xml:space="preserve">git log</w:t>
-      </w:r>
-      <w:r>
-        <w:t xml:space="preserve"> шести репозиториев собран датасет из 1949 коммитов и 15 столбцов. Разбор потребовал своего формата вывода с редким разделителем и построчного парсинга статистики файлов. Имена авторов заменены псевдонимами, тексты коммитов не сохранены.</w:t>
-      </w:r>
-    </w:p>
-    <w:p>
-      <w:pPr>
-        <w:spacing w:line="360"/>
-        <w:ind w:firstLine="709"/>
-        <w:jc w:val="both"/>
-      </w:pPr>
-      <w:r>
-        <w:t xml:space="preserve">Анализ показал ночной ритм разработки: пик в 23 часа, пятая часть коммитов ночью, треть в выходные. Это противоположно ритму чата группы из лабораторной № 5 с пиком в 10 утра. Типичный коммит маленький, медиана 4 строки, при этом распределение имеет очень длинный хвост.</w:t>
-      </w:r>
-    </w:p>
-    <w:p>
-      <w:pPr>
-        <w:spacing w:line="360"/>
-        <w:ind w:firstLine="709"/>
-        <w:jc w:val="both"/>
-      </w:pPr>
-      <w:r>
-        <w:t xml:space="preserve">Датасет пригоден для обучения: случайный лес отличает крупный коммит от мелкого с accuracy 0,7152 и ROC-AUC 0,7882, главный признак длина сообщения коммита.</w:t>
+        <w:t xml:space="preserve">Из открытого API поиска GitHub 30 запросами собраны 3000 репозиториев, после очистки в датасете 2978 записей и 15 столбцов. Лента публичных событий GitHub для сбора не подошла: без авторизации она кешируется и отдаёт не больше 300 событий.</w:t>
+      </w:r>
+    </w:p>
+    <w:p>
+      <w:pPr>
+        <w:spacing w:line="360"/>
+        <w:ind w:firstLine="709"/>
+        <w:jc w:val="both"/>
+      </w:pPr>
+      <w:r>
+        <w:t xml:space="preserve">Анализ показал, чем популярные репозитории отличаются от обычных: лицензией, темами, описанием, размером, принадлежностью организациям и долгим развитием. Случайный лес по этим признакам отличает популярный репозиторий от обычного с accuracy 0,7208 и ROC-AUC 0,7994.</w:t>
+      </w:r>
+    </w:p>
+    <w:p>
+      <w:pPr>
+        <w:spacing w:line="360"/>
+        <w:ind w:firstLine="709"/>
+        <w:jc w:val="both"/>
+      </w:pPr>
+      <w:r>
+        <w:t xml:space="preserve">Отдельный урок по методике: первая выборка из одних популярных репозиториев давала модель на уровне 0,57. Правильно устроенная двухслойная выборка превратила задачу в осмысленную.</w:t>
       </w:r>
     </w:p>
     <w:p>
@@ -1431,27 +1473,37 @@
         <w:jc w:val="both"/>
       </w:pPr>
       <w:r>
-        <w:t xml:space="preserve">1. Git documentation : git-log // Git : [сайт]. — URL: https://git-scm.com/docs/git-log (дата обращения: 28.09.2026). — Текст : электронный.</w:t>
-      </w:r>
-    </w:p>
-    <w:p>
-      <w:pPr>
-        <w:spacing w:line="360"/>
-        <w:ind w:firstLine="709"/>
-        <w:jc w:val="both"/>
-      </w:pPr>
-      <w:r>
-        <w:t xml:space="preserve">2. Pedregosa, F. Scikit-learn: Machine Learning in Python / F. Pedregosa [et al.] // Journal of Machine Learning Research. — 2011. — Vol. 12. — P. 2825–2830.</w:t>
-      </w:r>
-    </w:p>
-    <w:p>
-      <w:pPr>
-        <w:spacing w:line="360"/>
-        <w:ind w:firstLine="709"/>
-        <w:jc w:val="both"/>
-      </w:pPr>
-      <w:r>
-        <w:t xml:space="preserve">3. Рындина, С. В. Базовые возможности языка Python для анализа данных : учебно-методическое пособие / С. В. Рындина. — Пенза : Изд-во ПГУ, 2022. — 72 с. — Текст : непосредственный.</w:t>
+        <w:t xml:space="preserve">1. GitHub REST API : Search repositories // GitHub Docs : [сайт]. — URL: https://docs.github.com/en/rest/search/search (дата обращения: 28.09.2026). — Текст : электронный.</w:t>
+      </w:r>
+    </w:p>
+    <w:p>
+      <w:pPr>
+        <w:spacing w:line="360"/>
+        <w:ind w:firstLine="709"/>
+        <w:jc w:val="both"/>
+      </w:pPr>
+      <w:r>
+        <w:t xml:space="preserve">2. GitHub REST API : Rate limits // GitHub Docs : [сайт]. — URL: https://docs.github.com/en/rest/using-the-rest-api/rate-limits-for-the-rest-api (дата обращения: 28.09.2026). — Текст : электронный.</w:t>
+      </w:r>
+    </w:p>
+    <w:p>
+      <w:pPr>
+        <w:spacing w:line="360"/>
+        <w:ind w:firstLine="709"/>
+        <w:jc w:val="both"/>
+      </w:pPr>
+      <w:r>
+        <w:t xml:space="preserve">3. Pedregosa, F. Scikit-learn: Machine Learning in Python / F. Pedregosa [et al.] // Journal of Machine Learning Research. — 2011. — Vol. 12. — P. 2825–2830.</w:t>
+      </w:r>
+    </w:p>
+    <w:p>
+      <w:pPr>
+        <w:spacing w:line="360"/>
+        <w:ind w:firstLine="709"/>
+        <w:jc w:val="both"/>
+      </w:pPr>
+      <w:r>
+        <w:t xml:space="preserve">4. Рындина, С. В. Базовые возможности языка Python для анализа данных : учебно-методическое пособие / С. В. Рындина. — Пенза : Изд-во ПГУ, 2022. — 72 с. — Текст : непосредственный.</w:t>
       </w:r>
     </w:p>
     <w:sectPr>
